--- a/wzory-drukow/WOPFU-wzor-proponowany.docx
+++ b/wzory-drukow/WOPFU-wzor-proponowany.docx
@@ -69,7 +69,7 @@
                 <w:sz w:val="20"/>
                 <w:szCs w:val="20"/>
               </w:rPr>
-              <w:t xml:space="preserve">UWAGA: Przepisy oświatowe nie narzucają jednego obowiązkowego wzoru WOPFU - określają wyłącznie wymaganą treść. Poniższy układ to przykładowa propozycja zgodna z wymogami, do swobodnego dostosowania przez szkołę/placówkę.</w:t>
+              <w:t xml:space="preserve">UWAGA: Przepisy nie narzucają jednego obowiązkowego wzoru WOPFU - określają jej minimalną treść (§ 6 ust. 10: potrzeby rozwojowe i edukacyjne, mocne strony, predyspozycje, zainteresowania i uzdolnienia; zakres i charakter wsparcia; przyczyny niepowodzeń, bariery i ograniczenia). Od 1 września 2026 r. aktualna WOPFU jest częścią opinii szkoły dla zespołu orzekającego, która opisuje funkcjonowanie ucznia w 7 obszarach ICF (§ 7 ust. 6-7 rozporządzenia z 2 marca 2026 r.). Poniższy układ to przykładowa propozycja do dostosowania przez szkołę.</w:t>
             </w:r>
           </w:p>
           <w:p>
@@ -86,7 +86,7 @@
                 <w:sz w:val="20"/>
                 <w:szCs w:val="20"/>
               </w:rPr>
-              <w:t xml:space="preserve">Podstawa prawna: Rozporządzenie MEN z 9 sierpnia 2017 r. w sprawie warunków organizowania kształcenia, wychowania i opieki dla dzieci i młodzieży niepełnosprawnych, niedostosowanych społecznie i zagrożonych niedostosowaniem społecznym (z późniejszymi zmianami).</w:t>
+              <w:t xml:space="preserve">Podstawa prawna: § 6 ust. 9-10 rozporządzenia Ministra Edukacji Narodowej z dnia 9 sierpnia 2017 r. w sprawie warunków organizowania kształcenia, wychowania i opieki dla dzieci i młodzieży niepełnosprawnych, niedostosowanych społecznie i zagrożonych niedostosowaniem społecznym (tekst jedn. Dz.U. z 2020 r. poz. 1309). Okresowej WOPFU dokonuje się co najmniej dwa razy w roku szkolnym. Stan prawny sprawdzony w ISAP: 6.10.2026.</w:t>
             </w:r>
           </w:p>
         </w:tc>
